--- a/papers/prog report/11 - Progress Report_.docx
+++ b/papers/prog report/11 - Progress Report_.docx
@@ -25,7 +25,6 @@
           <w:b/>
           <w:bCs/>
         </w:rPr>
-        <w:spacing w:before="0" w:after="20" w:line="30" w:lineRule="exact"/>
       </w:pPr>
     </w:p>
     <w:p>
@@ -43,7 +42,7 @@
           <w:bCs/>
           <w:u w:val="single"/>
         </w:rPr>
-        <w:t xml:space="preserve">Date Covered: Week 11 (August 10-14, 2026)</w:t>
+        <w:t xml:space="preserve">Date Covered: Week 11 (August 10 - August 14, 2026)  </w:t>
       </w:r>
     </w:p>
     <w:p>
@@ -84,6 +83,10 @@
         <w:tc>
           <w:tcPr>
             <w:tcW w:w="10790" w:type="dxa"/>
+            <w:tcMar>
+              <w:top w:w="115" w:type="dxa"/>
+              <w:bottom w:w="115" w:type="dxa"/>
+            </w:tcMar>
           </w:tcPr>
           <w:p>
             <w:pPr>
@@ -98,7 +101,7 @@
                 <w:b/>
                 <w:bCs/>
               </w:rPr>
-              <w:t xml:space="preserve">An Integrated Business Intelligence for Sales Forecasting and Inventory Management</w:t>
+              <w:t>An Integrated Business Intelligence for Sales Forecasting and Inventory Management</w:t>
             </w:r>
           </w:p>
         </w:tc>
@@ -110,7 +113,6 @@
           <w:b/>
           <w:bCs/>
         </w:rPr>
-        <w:spacing w:before="0" w:after="20" w:line="30" w:lineRule="exact"/>
       </w:pPr>
     </w:p>
     <w:p>
@@ -151,68 +153,73 @@
         <w:tc>
           <w:tcPr>
             <w:tcW w:w="10790" w:type="dxa"/>
+            <w:tcMar>
+              <w:top w:w="115" w:type="dxa"/>
+              <w:bottom w:w="115" w:type="dxa"/>
+            </w:tcMar>
           </w:tcPr>
-          <w:p xmlns:w="http://schemas.openxmlformats.org/wordprocessingml/2006/main" xmlns:w14="http://schemas.microsoft.com/office/word/2010/wordml">
-            <w:pPr>
-              <w:spacing w:before="0" w:after="0" w:line="190" w:lineRule="auto"/>
+          <w:p>
+            <w:pPr>
               <w:numPr>
                 <w:ilvl w:val="0"/>
                 <w:numId w:val="4"/>
               </w:numPr>
-              <w:ind w:left="400" w:hanging="250"/>
-              <w:rPr>
-                <w:sz w:val="17"/>
-                <w:szCs w:val="17"/>
-              </w:rPr>
-            </w:pPr>
-            <w:r>
-              <w:rPr>
-                <w:sz w:val="17"/>
-                <w:szCs w:val="17"/>
-              </w:rPr>
-              <w:t xml:space="preserve">Revise Chapter 1 to match the new system title and scope.</w:t>
-            </w:r>
-          </w:p>
-          <w:p xmlns:w="http://schemas.openxmlformats.org/wordprocessingml/2006/main" xmlns:w14="http://schemas.microsoft.com/office/word/2010/wordml">
-            <w:pPr>
-              <w:spacing w:before="0" w:after="0" w:line="190" w:lineRule="auto"/>
+              <w:spacing w:before="20" w:after="40"/>
+            </w:pPr>
+            <w:r>
+              <w:rPr>
+                <w:sz w:val="20"/>
+                <w:szCs w:val="20"/>
+              </w:rPr>
+              <w:t>Define database architectural standards and PDO helper connections for secure, parameterized query execution.</w:t>
+            </w:r>
+          </w:p>
+          <w:p>
+            <w:pPr>
               <w:numPr>
                 <w:ilvl w:val="0"/>
                 <w:numId w:val="4"/>
               </w:numPr>
-              <w:ind w:left="400" w:hanging="250"/>
-              <w:rPr>
-                <w:sz w:val="17"/>
-                <w:szCs w:val="17"/>
-              </w:rPr>
-            </w:pPr>
-            <w:r>
-              <w:rPr>
-                <w:sz w:val="17"/>
-                <w:szCs w:val="17"/>
-              </w:rPr>
-              <w:t xml:space="preserve">Add new references about business intelligence and sales forecasting to Chapter 2.</w:t>
-            </w:r>
-          </w:p>
-          <w:p xmlns:w="http://schemas.openxmlformats.org/wordprocessingml/2006/main" xmlns:w14="http://schemas.microsoft.com/office/word/2010/wordml">
-            <w:pPr>
-              <w:spacing w:before="0" w:after="0" w:line="190" w:lineRule="auto"/>
+              <w:spacing w:before="20" w:after="40"/>
+            </w:pPr>
+            <w:r>
+              <w:rPr>
+                <w:sz w:val="20"/>
+                <w:szCs w:val="20"/>
+              </w:rPr>
+              <w:t>Conduct in-depth review of literature on Business Intelligence in SME retail environments and predictive analytics.</w:t>
+            </w:r>
+          </w:p>
+          <w:p>
+            <w:pPr>
               <w:numPr>
                 <w:ilvl w:val="0"/>
                 <w:numId w:val="4"/>
               </w:numPr>
-              <w:ind w:left="400" w:hanging="250"/>
-              <w:rPr>
-                <w:sz w:val="17"/>
-                <w:szCs w:val="17"/>
-              </w:rPr>
-            </w:pPr>
-            <w:r>
-              <w:rPr>
-                <w:sz w:val="17"/>
-                <w:szCs w:val="17"/>
-              </w:rPr>
-              <w:t xml:space="preserve">Review and clean up existing database tables and backend scripts.</w:t>
+              <w:spacing w:before="20" w:after="40"/>
+            </w:pPr>
+            <w:r>
+              <w:rPr>
+                <w:sz w:val="20"/>
+                <w:szCs w:val="20"/>
+              </w:rPr>
+              <w:t>Develop the master UI layout, sidebar navigation, and modular page templates for the refreshed Capstone 2 interface.</w:t>
+            </w:r>
+          </w:p>
+          <w:p>
+            <w:pPr>
+              <w:numPr>
+                <w:ilvl w:val="0"/>
+                <w:numId w:val="4"/>
+              </w:numPr>
+              <w:spacing w:before="20" w:after="40"/>
+            </w:pPr>
+            <w:r>
+              <w:rPr>
+                <w:sz w:val="20"/>
+                <w:szCs w:val="20"/>
+              </w:rPr>
+              <w:t>Construct Level 0 Data Flow Diagram (DFD) and Context Diagram illustrating end-to-end data streams.</w:t>
             </w:r>
           </w:p>
         </w:tc>
@@ -224,7 +231,6 @@
           <w:b/>
           <w:bCs/>
         </w:rPr>
-        <w:spacing w:before="0" w:after="20" w:line="30" w:lineRule="exact"/>
       </w:pPr>
     </w:p>
     <w:p>
@@ -233,7 +239,6 @@
           <w:b/>
           <w:bCs/>
         </w:rPr>
-        <w:spacing w:before="0" w:after="20" w:line="30" w:lineRule="exact"/>
       </w:pPr>
     </w:p>
     <w:tbl>
@@ -257,6 +262,10 @@
         <w:gridCol w:w="5395"/>
       </w:tblGrid>
       <w:tr>
+        <w:trPr>
+          <w:cantSplit/>
+          <w:tblHeader/>
+        </w:trPr>
         <w:tc>
           <w:tcPr>
             <w:tcW w:w="5395" w:type="dxa"/>
@@ -300,11 +309,9 @@
           </w:p>
         </w:tc>
       </w:tr>
-      <w:tr xmlns:w="http://schemas.openxmlformats.org/wordprocessingml/2006/main" xmlns:w14="http://schemas.microsoft.com/office/word/2010/wordml">
+      <w:tr>
         <w:trPr>
-          <w:cantSplit w:val="1"/>
-          <w:trHeight w:hRule="atLeast" w:val="360"/>
-          <w:tblHeader w:val="0"/>
+          <w:cantSplit/>
         </w:trPr>
         <w:tc>
           <w:tcPr>
@@ -312,43 +319,70 @@
           </w:tcPr>
           <w:p>
             <w:pPr>
-              <w:spacing w:before="0" w:after="0" w:line="190" w:lineRule="auto"/>
-              <w:rPr>
-                <w:b/>
-                <w:bCs/>
-                <w:sz w:val="16"/>
-                <w:szCs w:val="16"/>
-              </w:rPr>
-            </w:pPr>
-            <w:r>
-              <w:rPr>
-                <w:b/>
-                <w:bCs/>
-                <w:sz w:val="16"/>
-                <w:szCs w:val="16"/>
+              <w:spacing w:before="40" w:after="20"/>
+              <w:rPr>
+                <w:b/>
+                <w:bCs/>
+                <w:sz w:val="20"/>
+                <w:szCs w:val="20"/>
+              </w:rPr>
+            </w:pPr>
+            <w:r>
+              <w:rPr>
+                <w:b/>
+                <w:bCs/>
+                <w:sz w:val="20"/>
+                <w:szCs w:val="20"/>
               </w:rPr>
               <w:t>Member 1 (Cunan, Christian M.)</w:t>
             </w:r>
           </w:p>
           <w:p>
             <w:pPr>
-              <w:spacing w:before="0" w:after="0" w:line="190" w:lineRule="auto"/>
               <w:numPr>
                 <w:ilvl w:val="0"/>
                 <w:numId w:val="5"/>
               </w:numPr>
-              <w:ind w:left="400" w:hanging="250"/>
-              <w:rPr>
-                <w:sz w:val="15"/>
-                <w:szCs w:val="15"/>
-              </w:rPr>
-            </w:pPr>
-            <w:r>
-              <w:rPr>
-                <w:sz w:val="15"/>
-                <w:szCs w:val="15"/>
-              </w:rPr>
-              <w:t xml:space="preserve">Check database connections and optimize SQL queries in the existing inventory code.</w:t>
+              <w:spacing w:before="20" w:after="40"/>
+            </w:pPr>
+            <w:r>
+              <w:rPr>
+                <w:sz w:val="20"/>
+                <w:szCs w:val="20"/>
+              </w:rPr>
+              <w:t>Refactor database connection handler (config/</w:t>
+            </w:r>
+            <w:proofErr w:type="spellStart"/>
+            <w:r>
+              <w:rPr>
+                <w:sz w:val="20"/>
+                <w:szCs w:val="20"/>
+              </w:rPr>
+              <w:t>db.php</w:t>
+            </w:r>
+            <w:proofErr w:type="spellEnd"/>
+            <w:r>
+              <w:rPr>
+                <w:sz w:val="20"/>
+                <w:szCs w:val="20"/>
+              </w:rPr>
+              <w:t>) utilizing PHP PDO to enhance connection pooling and query security.</w:t>
+            </w:r>
+          </w:p>
+          <w:p>
+            <w:pPr>
+              <w:numPr>
+                <w:ilvl w:val="0"/>
+                <w:numId w:val="5"/>
+              </w:numPr>
+              <w:spacing w:before="20" w:after="40"/>
+            </w:pPr>
+            <w:r>
+              <w:rPr>
+                <w:sz w:val="20"/>
+                <w:szCs w:val="20"/>
+              </w:rPr>
+              <w:t>Implement utility helper functions for standardized JSON responses and error logging across all upcoming backend APIs.</w:t>
             </w:r>
           </w:p>
         </w:tc>
@@ -358,52 +392,61 @@
           </w:tcPr>
           <w:p>
             <w:pPr>
-              <w:spacing w:before="0" w:after="0" w:line="190" w:lineRule="auto"/>
-              <w:rPr>
-                <w:b/>
-                <w:bCs/>
-                <w:sz w:val="16"/>
-                <w:szCs w:val="16"/>
-              </w:rPr>
-            </w:pPr>
-            <w:r>
-              <w:rPr>
-                <w:b/>
-                <w:bCs/>
-                <w:sz w:val="16"/>
-                <w:szCs w:val="16"/>
+              <w:spacing w:before="40" w:after="20"/>
+              <w:rPr>
+                <w:b/>
+                <w:bCs/>
+                <w:sz w:val="20"/>
+                <w:szCs w:val="20"/>
+              </w:rPr>
+            </w:pPr>
+            <w:r>
+              <w:rPr>
+                <w:b/>
+                <w:bCs/>
+                <w:sz w:val="20"/>
+                <w:szCs w:val="20"/>
               </w:rPr>
               <w:t>Member 1 (Cunan, Christian M.)</w:t>
             </w:r>
           </w:p>
           <w:p>
             <w:pPr>
-              <w:spacing w:before="0" w:after="0" w:line="190" w:lineRule="auto"/>
               <w:numPr>
                 <w:ilvl w:val="0"/>
                 <w:numId w:val="2"/>
               </w:numPr>
-              <w:ind w:left="400" w:hanging="250"/>
-              <w:rPr>
-                <w:sz w:val="15"/>
-                <w:szCs w:val="15"/>
-              </w:rPr>
-            </w:pPr>
-            <w:r>
-              <w:rPr>
-                <w:sz w:val="15"/>
-                <w:szCs w:val="15"/>
-              </w:rPr>
-              <w:t xml:space="preserve">Cleaned up SQL queries and improved database response time.</w:t>
+              <w:spacing w:before="20" w:after="40"/>
+            </w:pPr>
+            <w:r>
+              <w:rPr>
+                <w:sz w:val="20"/>
+                <w:szCs w:val="20"/>
+              </w:rPr>
+              <w:t>Successfully transitioned backend database connections to PDO with strict error handling and UTF-8 encoding support.</w:t>
+            </w:r>
+          </w:p>
+          <w:p>
+            <w:pPr>
+              <w:numPr>
+                <w:ilvl w:val="0"/>
+                <w:numId w:val="2"/>
+              </w:numPr>
+              <w:spacing w:before="20" w:after="40"/>
+            </w:pPr>
+            <w:r>
+              <w:rPr>
+                <w:sz w:val="20"/>
+                <w:szCs w:val="20"/>
+              </w:rPr>
+              <w:t>Implemented centralized API response utility formatting standard status messages, payloads, and HTTP codes.</w:t>
             </w:r>
           </w:p>
         </w:tc>
       </w:tr>
-      <w:tr xmlns:w="http://schemas.openxmlformats.org/wordprocessingml/2006/main" xmlns:w14="http://schemas.microsoft.com/office/word/2010/wordml">
+      <w:tr>
         <w:trPr>
-          <w:cantSplit w:val="1"/>
-          <w:trHeight w:hRule="atLeast" w:val="360"/>
-          <w:tblHeader w:val="0"/>
+          <w:cantSplit/>
         </w:trPr>
         <w:tc>
           <w:tcPr>
@@ -411,43 +454,54 @@
           </w:tcPr>
           <w:p>
             <w:pPr>
-              <w:spacing w:before="0" w:after="0" w:line="190" w:lineRule="auto"/>
-              <w:rPr>
-                <w:b/>
-                <w:bCs/>
-                <w:sz w:val="16"/>
-                <w:szCs w:val="16"/>
-              </w:rPr>
-            </w:pPr>
-            <w:r>
-              <w:rPr>
-                <w:b/>
-                <w:bCs/>
-                <w:sz w:val="16"/>
-                <w:szCs w:val="16"/>
+              <w:spacing w:before="40" w:after="20"/>
+              <w:rPr>
+                <w:b/>
+                <w:bCs/>
+                <w:sz w:val="20"/>
+                <w:szCs w:val="20"/>
+              </w:rPr>
+            </w:pPr>
+            <w:r>
+              <w:rPr>
+                <w:b/>
+                <w:bCs/>
+                <w:sz w:val="20"/>
+                <w:szCs w:val="20"/>
               </w:rPr>
               <w:t>Member 2 (Basco, Clark Justine T.)</w:t>
             </w:r>
           </w:p>
           <w:p>
             <w:pPr>
-              <w:spacing w:before="0" w:after="0" w:line="190" w:lineRule="auto"/>
               <w:numPr>
                 <w:ilvl w:val="0"/>
                 <w:numId w:val="5"/>
               </w:numPr>
-              <w:ind w:left="400" w:hanging="250"/>
-              <w:rPr>
-                <w:sz w:val="15"/>
-                <w:szCs w:val="15"/>
-              </w:rPr>
-            </w:pPr>
-            <w:r>
-              <w:rPr>
-                <w:sz w:val="15"/>
-                <w:szCs w:val="15"/>
-              </w:rPr>
-              <w:t xml:space="preserve">Revise the background, problem statement, and objectives in Chapter 1.</w:t>
+              <w:spacing w:before="20" w:after="40"/>
+            </w:pPr>
+            <w:r>
+              <w:rPr>
+                <w:sz w:val="20"/>
+                <w:szCs w:val="20"/>
+              </w:rPr>
+              <w:t>Expand Chapter 2 (Review of Related Literature and Studies) with recent local and international SME inventory studies.</w:t>
+            </w:r>
+          </w:p>
+          <w:p>
+            <w:pPr>
+              <w:numPr>
+                <w:ilvl w:val="0"/>
+                <w:numId w:val="5"/>
+              </w:numPr>
+              <w:spacing w:before="20" w:after="40"/>
+            </w:pPr>
+            <w:r>
+              <w:rPr>
+                <w:sz w:val="20"/>
+                <w:szCs w:val="20"/>
+              </w:rPr>
+              <w:t>Synthesize research literature regarding automated stock control and business intelligence adoption in convenience stores.</w:t>
             </w:r>
           </w:p>
         </w:tc>
@@ -457,52 +511,61 @@
           </w:tcPr>
           <w:p>
             <w:pPr>
-              <w:spacing w:before="0" w:after="0" w:line="190" w:lineRule="auto"/>
-              <w:rPr>
-                <w:b/>
-                <w:bCs/>
-                <w:sz w:val="16"/>
-                <w:szCs w:val="16"/>
-              </w:rPr>
-            </w:pPr>
-            <w:r>
-              <w:rPr>
-                <w:b/>
-                <w:bCs/>
-                <w:sz w:val="16"/>
-                <w:szCs w:val="16"/>
+              <w:spacing w:before="40" w:after="20"/>
+              <w:rPr>
+                <w:b/>
+                <w:bCs/>
+                <w:sz w:val="20"/>
+                <w:szCs w:val="20"/>
+              </w:rPr>
+            </w:pPr>
+            <w:r>
+              <w:rPr>
+                <w:b/>
+                <w:bCs/>
+                <w:sz w:val="20"/>
+                <w:szCs w:val="20"/>
               </w:rPr>
               <w:t>Member 2 (Basco, Clark Justine T.)</w:t>
             </w:r>
           </w:p>
           <w:p>
             <w:pPr>
-              <w:spacing w:before="0" w:after="0" w:line="190" w:lineRule="auto"/>
               <w:numPr>
                 <w:ilvl w:val="0"/>
                 <w:numId w:val="2"/>
               </w:numPr>
-              <w:ind w:left="400" w:hanging="250"/>
-              <w:rPr>
-                <w:sz w:val="15"/>
-                <w:szCs w:val="15"/>
-              </w:rPr>
-            </w:pPr>
-            <w:r>
-              <w:rPr>
-                <w:sz w:val="15"/>
-                <w:szCs w:val="15"/>
-              </w:rPr>
-              <w:t xml:space="preserve">Revised Chapter 1 to highlight the business intelligence and sales forecasting features.</w:t>
+              <w:spacing w:before="20" w:after="40"/>
+            </w:pPr>
+            <w:r>
+              <w:rPr>
+                <w:sz w:val="20"/>
+                <w:szCs w:val="20"/>
+              </w:rPr>
+              <w:t>Added documented syntheses of 8 peer-reviewed articles focusing on retail analytics and automated replenishment.</w:t>
+            </w:r>
+          </w:p>
+          <w:p>
+            <w:pPr>
+              <w:numPr>
+                <w:ilvl w:val="0"/>
+                <w:numId w:val="2"/>
+              </w:numPr>
+              <w:spacing w:before="20" w:after="40"/>
+            </w:pPr>
+            <w:r>
+              <w:rPr>
+                <w:sz w:val="20"/>
+                <w:szCs w:val="20"/>
+              </w:rPr>
+              <w:t>Structured comparative matrices summarizing features of existing retail point of sale and inventory management systems.</w:t>
             </w:r>
           </w:p>
         </w:tc>
       </w:tr>
-      <w:tr xmlns:w="http://schemas.openxmlformats.org/wordprocessingml/2006/main" xmlns:w14="http://schemas.microsoft.com/office/word/2010/wordml">
+      <w:tr>
         <w:trPr>
-          <w:cantSplit w:val="1"/>
-          <w:trHeight w:hRule="atLeast" w:val="360"/>
-          <w:tblHeader w:val="0"/>
+          <w:cantSplit/>
         </w:trPr>
         <w:tc>
           <w:tcPr>
@@ -510,43 +573,58 @@
           </w:tcPr>
           <w:p>
             <w:pPr>
-              <w:spacing w:before="0" w:after="0" w:line="190" w:lineRule="auto"/>
-              <w:rPr>
-                <w:b/>
-                <w:bCs/>
-                <w:sz w:val="16"/>
-                <w:szCs w:val="16"/>
-              </w:rPr>
-            </w:pPr>
-            <w:r>
-              <w:rPr>
-                <w:b/>
-                <w:bCs/>
-                <w:sz w:val="16"/>
-                <w:szCs w:val="16"/>
-              </w:rPr>
-              <w:t>Member 3 (Dalusong, Harold P.)</w:t>
-            </w:r>
-          </w:p>
-          <w:p>
-            <w:pPr>
-              <w:spacing w:before="0" w:after="0" w:line="190" w:lineRule="auto"/>
+              <w:spacing w:before="40" w:after="20"/>
+              <w:rPr>
+                <w:b/>
+                <w:bCs/>
+                <w:sz w:val="20"/>
+                <w:szCs w:val="20"/>
+              </w:rPr>
+            </w:pPr>
+            <w:r>
+              <w:rPr>
+                <w:b/>
+                <w:bCs/>
+                <w:sz w:val="20"/>
+                <w:szCs w:val="20"/>
+              </w:rPr>
+              <w:t>Member 3 (</w:t>
+            </w:r>
+            <w:proofErr w:type="spellStart"/>
+            <w:r>
+              <w:rPr>
+                <w:b/>
+                <w:bCs/>
+                <w:sz w:val="20"/>
+                <w:szCs w:val="20"/>
+              </w:rPr>
+              <w:t>Dalusong</w:t>
+            </w:r>
+            <w:proofErr w:type="spellEnd"/>
+            <w:r>
+              <w:rPr>
+                <w:b/>
+                <w:bCs/>
+                <w:sz w:val="20"/>
+                <w:szCs w:val="20"/>
+              </w:rPr>
+              <w:t>, Harold P.)</w:t>
+            </w:r>
+          </w:p>
+          <w:p>
+            <w:pPr>
               <w:numPr>
                 <w:ilvl w:val="0"/>
                 <w:numId w:val="5"/>
               </w:numPr>
-              <w:ind w:left="400" w:hanging="250"/>
-              <w:rPr>
-                <w:sz w:val="15"/>
-                <w:szCs w:val="15"/>
-              </w:rPr>
-            </w:pPr>
-            <w:r>
-              <w:rPr>
-                <w:sz w:val="15"/>
-                <w:szCs w:val="15"/>
-              </w:rPr>
-              <w:t xml:space="preserve">Check and format citations and references in Chapter 2.</w:t>
+              <w:spacing w:before="20" w:after="40"/>
+            </w:pPr>
+            <w:r>
+              <w:rPr>
+                <w:sz w:val="20"/>
+                <w:szCs w:val="20"/>
+              </w:rPr>
+              <w:t>Assist in verifying reference citations and APA 7th edition formatting in Chapter 2 bibliography.</w:t>
             </w:r>
           </w:p>
         </w:tc>
@@ -556,52 +634,65 @@
           </w:tcPr>
           <w:p>
             <w:pPr>
-              <w:spacing w:before="0" w:after="0" w:line="190" w:lineRule="auto"/>
-              <w:rPr>
-                <w:b/>
-                <w:bCs/>
-                <w:sz w:val="16"/>
-                <w:szCs w:val="16"/>
-              </w:rPr>
-            </w:pPr>
-            <w:r>
-              <w:rPr>
-                <w:b/>
-                <w:bCs/>
-                <w:sz w:val="16"/>
-                <w:szCs w:val="16"/>
-              </w:rPr>
-              <w:t>Member 3 (Dalusong, Harold P.)</w:t>
-            </w:r>
-          </w:p>
-          <w:p>
-            <w:pPr>
-              <w:spacing w:before="0" w:after="0" w:line="190" w:lineRule="auto"/>
+              <w:spacing w:before="40" w:after="20"/>
+              <w:rPr>
+                <w:b/>
+                <w:bCs/>
+                <w:sz w:val="20"/>
+                <w:szCs w:val="20"/>
+              </w:rPr>
+            </w:pPr>
+            <w:r>
+              <w:rPr>
+                <w:b/>
+                <w:bCs/>
+                <w:sz w:val="20"/>
+                <w:szCs w:val="20"/>
+              </w:rPr>
+              <w:t>Member 3 (</w:t>
+            </w:r>
+            <w:proofErr w:type="spellStart"/>
+            <w:r>
+              <w:rPr>
+                <w:b/>
+                <w:bCs/>
+                <w:sz w:val="20"/>
+                <w:szCs w:val="20"/>
+              </w:rPr>
+              <w:t>Dalusong</w:t>
+            </w:r>
+            <w:proofErr w:type="spellEnd"/>
+            <w:r>
+              <w:rPr>
+                <w:b/>
+                <w:bCs/>
+                <w:sz w:val="20"/>
+                <w:szCs w:val="20"/>
+              </w:rPr>
+              <w:t>, Harold P.)</w:t>
+            </w:r>
+          </w:p>
+          <w:p>
+            <w:pPr>
               <w:numPr>
                 <w:ilvl w:val="0"/>
                 <w:numId w:val="2"/>
               </w:numPr>
-              <w:ind w:left="400" w:hanging="250"/>
-              <w:rPr>
-                <w:sz w:val="15"/>
-                <w:szCs w:val="15"/>
-              </w:rPr>
-            </w:pPr>
-            <w:r>
-              <w:rPr>
-                <w:sz w:val="15"/>
-                <w:szCs w:val="15"/>
-              </w:rPr>
-              <w:t xml:space="preserve">Verified references and formatted citations to follow APA style.</w:t>
+              <w:spacing w:before="20" w:after="40"/>
+            </w:pPr>
+            <w:r>
+              <w:rPr>
+                <w:sz w:val="20"/>
+                <w:szCs w:val="20"/>
+              </w:rPr>
+              <w:t>Checked reference list entries and corrected in-text citation formatting across Chapter 2 drafts.</w:t>
             </w:r>
           </w:p>
         </w:tc>
       </w:tr>
-      <w:tr xmlns:w="http://schemas.openxmlformats.org/wordprocessingml/2006/main" xmlns:w14="http://schemas.microsoft.com/office/word/2010/wordml">
+      <w:tr>
         <w:trPr>
-          <w:cantSplit w:val="1"/>
-          <w:trHeight w:hRule="atLeast" w:val="360"/>
-          <w:tblHeader w:val="0"/>
+          <w:cantSplit/>
         </w:trPr>
         <w:tc>
           <w:tcPr>
@@ -609,43 +700,70 @@
           </w:tcPr>
           <w:p>
             <w:pPr>
-              <w:spacing w:before="0" w:after="0" w:line="190" w:lineRule="auto"/>
-              <w:rPr>
-                <w:b/>
-                <w:bCs/>
-                <w:sz w:val="16"/>
-                <w:szCs w:val="16"/>
-              </w:rPr>
-            </w:pPr>
-            <w:r>
-              <w:rPr>
-                <w:b/>
-                <w:bCs/>
-                <w:sz w:val="16"/>
-                <w:szCs w:val="16"/>
+              <w:spacing w:before="40" w:after="20"/>
+              <w:rPr>
+                <w:b/>
+                <w:bCs/>
+                <w:sz w:val="20"/>
+                <w:szCs w:val="20"/>
+              </w:rPr>
+            </w:pPr>
+            <w:r>
+              <w:rPr>
+                <w:b/>
+                <w:bCs/>
+                <w:sz w:val="20"/>
+                <w:szCs w:val="20"/>
               </w:rPr>
               <w:t>Member 4 (Niguidula, Halden H.)</w:t>
             </w:r>
           </w:p>
           <w:p>
             <w:pPr>
-              <w:spacing w:before="0" w:after="0" w:line="190" w:lineRule="auto"/>
               <w:numPr>
                 <w:ilvl w:val="0"/>
                 <w:numId w:val="5"/>
               </w:numPr>
-              <w:ind w:left="400" w:hanging="250"/>
-              <w:rPr>
-                <w:sz w:val="15"/>
-                <w:szCs w:val="15"/>
-              </w:rPr>
-            </w:pPr>
-            <w:r>
-              <w:rPr>
-                <w:sz w:val="15"/>
-                <w:szCs w:val="15"/>
-              </w:rPr>
-              <w:t xml:space="preserve">Test barcode scanner speed and fix minor button alignment issues on the POS screen.</w:t>
+              <w:spacing w:before="20" w:after="40"/>
+            </w:pPr>
+            <w:r>
+              <w:rPr>
+                <w:sz w:val="20"/>
+                <w:szCs w:val="20"/>
+              </w:rPr>
+              <w:t>Build modern, responsive sidebar navigation template and top header bar supporting role-based navigation links.</w:t>
+            </w:r>
+          </w:p>
+          <w:p>
+            <w:pPr>
+              <w:numPr>
+                <w:ilvl w:val="0"/>
+                <w:numId w:val="5"/>
+              </w:numPr>
+              <w:spacing w:before="20" w:after="40"/>
+            </w:pPr>
+            <w:r>
+              <w:rPr>
+                <w:sz w:val="20"/>
+                <w:szCs w:val="20"/>
+              </w:rPr>
+              <w:t>Develop reusable UI card components for analytics displays, metric summaries, and responsive table containers.</w:t>
+            </w:r>
+          </w:p>
+          <w:p>
+            <w:pPr>
+              <w:numPr>
+                <w:ilvl w:val="0"/>
+                <w:numId w:val="5"/>
+              </w:numPr>
+              <w:spacing w:before="20" w:after="40"/>
+            </w:pPr>
+            <w:r>
+              <w:rPr>
+                <w:sz w:val="20"/>
+                <w:szCs w:val="20"/>
+              </w:rPr>
+              <w:t>Implement client-side theme variables and responsive layout containers supporting seamless desktop and tablet viewing.</w:t>
             </w:r>
           </w:p>
         </w:tc>
@@ -655,52 +773,77 @@
           </w:tcPr>
           <w:p>
             <w:pPr>
-              <w:spacing w:before="0" w:after="0" w:line="190" w:lineRule="auto"/>
-              <w:rPr>
-                <w:b/>
-                <w:bCs/>
-                <w:sz w:val="16"/>
-                <w:szCs w:val="16"/>
-              </w:rPr>
-            </w:pPr>
-            <w:r>
-              <w:rPr>
-                <w:b/>
-                <w:bCs/>
-                <w:sz w:val="16"/>
-                <w:szCs w:val="16"/>
+              <w:spacing w:before="40" w:after="20"/>
+              <w:rPr>
+                <w:b/>
+                <w:bCs/>
+                <w:sz w:val="20"/>
+                <w:szCs w:val="20"/>
+              </w:rPr>
+            </w:pPr>
+            <w:r>
+              <w:rPr>
+                <w:b/>
+                <w:bCs/>
+                <w:sz w:val="20"/>
+                <w:szCs w:val="20"/>
               </w:rPr>
               <w:t>Member 4 (Niguidula, Halden H.)</w:t>
             </w:r>
           </w:p>
           <w:p>
             <w:pPr>
-              <w:spacing w:before="0" w:after="0" w:line="190" w:lineRule="auto"/>
               <w:numPr>
                 <w:ilvl w:val="0"/>
                 <w:numId w:val="2"/>
               </w:numPr>
-              <w:ind w:left="400" w:hanging="250"/>
-              <w:rPr>
-                <w:sz w:val="15"/>
-                <w:szCs w:val="15"/>
-              </w:rPr>
-            </w:pPr>
-            <w:r>
-              <w:rPr>
-                <w:sz w:val="15"/>
-                <w:szCs w:val="15"/>
-              </w:rPr>
-              <w:t xml:space="preserve">Tested the barcode scanner and improved the POS button layouts.</w:t>
+              <w:spacing w:before="20" w:after="40"/>
+            </w:pPr>
+            <w:r>
+              <w:rPr>
+                <w:sz w:val="20"/>
+                <w:szCs w:val="20"/>
+              </w:rPr>
+              <w:t>Integrated responsive dashboard master layout with collapsible sidebar optimized for desktop and tablet viewports.</w:t>
+            </w:r>
+          </w:p>
+          <w:p>
+            <w:pPr>
+              <w:numPr>
+                <w:ilvl w:val="0"/>
+                <w:numId w:val="2"/>
+              </w:numPr>
+              <w:spacing w:before="20" w:after="40"/>
+            </w:pPr>
+            <w:r>
+              <w:rPr>
+                <w:sz w:val="20"/>
+                <w:szCs w:val="20"/>
+              </w:rPr>
+              <w:t>Constructed standard modular CSS styles and card widgets for key inventory metrics and graphical chart containers.</w:t>
+            </w:r>
+          </w:p>
+          <w:p>
+            <w:pPr>
+              <w:numPr>
+                <w:ilvl w:val="0"/>
+                <w:numId w:val="2"/>
+              </w:numPr>
+              <w:spacing w:before="20" w:after="40"/>
+            </w:pPr>
+            <w:r>
+              <w:rPr>
+                <w:sz w:val="20"/>
+                <w:szCs w:val="20"/>
+              </w:rPr>
+              <w:t>Verified responsive flexbox grid layout behavior across varied screen dimensions and orientations.</w:t>
             </w:r>
           </w:p>
         </w:tc>
       </w:tr>
-      <w:tr xmlns:w="http://schemas.openxmlformats.org/wordprocessingml/2006/main" xmlns:w14="http://schemas.microsoft.com/office/word/2010/wordml">
+      <w:tr>
         <w:trPr>
-          <w:cantSplit w:val="1"/>
-          <w:trHeight w:hRule="atLeast" w:val="360"/>
-          <w:tblHeader w:val="0"/>
+          <w:cantSplit/>
         </w:trPr>
         <w:tc>
           <w:tcPr>
@@ -708,43 +851,70 @@
           </w:tcPr>
           <w:p>
             <w:pPr>
-              <w:spacing w:before="0" w:after="0" w:line="190" w:lineRule="auto"/>
-              <w:rPr>
-                <w:b/>
-                <w:bCs/>
-                <w:sz w:val="16"/>
-                <w:szCs w:val="16"/>
-              </w:rPr>
-            </w:pPr>
-            <w:r>
-              <w:rPr>
-                <w:b/>
-                <w:bCs/>
-                <w:sz w:val="16"/>
-                <w:szCs w:val="16"/>
+              <w:spacing w:before="40" w:after="20"/>
+              <w:rPr>
+                <w:b/>
+                <w:bCs/>
+                <w:sz w:val="20"/>
+                <w:szCs w:val="20"/>
+              </w:rPr>
+            </w:pPr>
+            <w:r>
+              <w:rPr>
+                <w:b/>
+                <w:bCs/>
+                <w:sz w:val="20"/>
+                <w:szCs w:val="20"/>
               </w:rPr>
               <w:t>Member 5 (Pineda, Adrian Jury C.)</w:t>
             </w:r>
           </w:p>
           <w:p>
             <w:pPr>
-              <w:spacing w:before="0" w:after="0" w:line="190" w:lineRule="auto"/>
               <w:numPr>
                 <w:ilvl w:val="0"/>
                 <w:numId w:val="5"/>
               </w:numPr>
-              <w:ind w:left="400" w:hanging="250"/>
-              <w:rPr>
-                <w:sz w:val="15"/>
-                <w:szCs w:val="15"/>
-              </w:rPr>
-            </w:pPr>
-            <w:r>
-              <w:rPr>
-                <w:sz w:val="15"/>
-                <w:szCs w:val="15"/>
-              </w:rPr>
-              <w:t xml:space="preserve">Gather and summarize related studies about business intelligence dashboards for Chapter 2.</w:t>
+              <w:spacing w:before="20" w:after="40"/>
+            </w:pPr>
+            <w:r>
+              <w:rPr>
+                <w:sz w:val="20"/>
+                <w:szCs w:val="20"/>
+              </w:rPr>
+              <w:t>Draft Context Diagram and Level 0 Data Flow Diagram (DFD) outlining retail data exchange between system actors.</w:t>
+            </w:r>
+          </w:p>
+          <w:p>
+            <w:pPr>
+              <w:numPr>
+                <w:ilvl w:val="0"/>
+                <w:numId w:val="5"/>
+              </w:numPr>
+              <w:spacing w:before="20" w:after="40"/>
+            </w:pPr>
+            <w:r>
+              <w:rPr>
+                <w:sz w:val="20"/>
+                <w:szCs w:val="20"/>
+              </w:rPr>
+              <w:t xml:space="preserve">Model data input streams from </w:t>
+            </w:r>
+            <w:proofErr w:type="gramStart"/>
+            <w:r>
+              <w:rPr>
+                <w:sz w:val="20"/>
+                <w:szCs w:val="20"/>
+              </w:rPr>
+              <w:t>point of sale</w:t>
+            </w:r>
+            <w:proofErr w:type="gramEnd"/>
+            <w:r>
+              <w:rPr>
+                <w:sz w:val="20"/>
+                <w:szCs w:val="20"/>
+              </w:rPr>
+              <w:t xml:space="preserve"> transactions into analytical summary storage.</w:t>
             </w:r>
           </w:p>
         </w:tc>
@@ -754,52 +924,77 @@
           </w:tcPr>
           <w:p>
             <w:pPr>
-              <w:spacing w:before="0" w:after="0" w:line="190" w:lineRule="auto"/>
-              <w:rPr>
-                <w:b/>
-                <w:bCs/>
-                <w:sz w:val="16"/>
-                <w:szCs w:val="16"/>
-              </w:rPr>
-            </w:pPr>
-            <w:r>
-              <w:rPr>
-                <w:b/>
-                <w:bCs/>
-                <w:sz w:val="16"/>
-                <w:szCs w:val="16"/>
+              <w:spacing w:before="40" w:after="20"/>
+              <w:rPr>
+                <w:b/>
+                <w:bCs/>
+                <w:sz w:val="20"/>
+                <w:szCs w:val="20"/>
+              </w:rPr>
+            </w:pPr>
+            <w:r>
+              <w:rPr>
+                <w:b/>
+                <w:bCs/>
+                <w:sz w:val="20"/>
+                <w:szCs w:val="20"/>
               </w:rPr>
               <w:t>Member 5 (Pineda, Adrian Jury C.)</w:t>
             </w:r>
           </w:p>
           <w:p>
             <w:pPr>
-              <w:spacing w:before="0" w:after="0" w:line="190" w:lineRule="auto"/>
               <w:numPr>
                 <w:ilvl w:val="0"/>
                 <w:numId w:val="2"/>
               </w:numPr>
-              <w:ind w:left="400" w:hanging="250"/>
-              <w:rPr>
-                <w:sz w:val="15"/>
-                <w:szCs w:val="15"/>
-              </w:rPr>
-            </w:pPr>
-            <w:r>
-              <w:rPr>
-                <w:sz w:val="15"/>
-                <w:szCs w:val="15"/>
-              </w:rPr>
-              <w:t xml:space="preserve">Added summaries of related retail business intelligence studies to Chapter 2.</w:t>
+              <w:spacing w:before="20" w:after="40"/>
+            </w:pPr>
+            <w:r>
+              <w:rPr>
+                <w:sz w:val="20"/>
+                <w:szCs w:val="20"/>
+              </w:rPr>
+              <w:t xml:space="preserve">Completed Context Diagram and Level 0 DFD clearly </w:t>
+            </w:r>
+            <w:proofErr w:type="gramStart"/>
+            <w:r>
+              <w:rPr>
+                <w:sz w:val="20"/>
+                <w:szCs w:val="20"/>
+              </w:rPr>
+              <w:t>establishing</w:t>
+            </w:r>
+            <w:proofErr w:type="gramEnd"/>
+            <w:r>
+              <w:rPr>
+                <w:sz w:val="20"/>
+                <w:szCs w:val="20"/>
+              </w:rPr>
+              <w:t xml:space="preserve"> system boundaries, external entities, and data stores.</w:t>
+            </w:r>
+          </w:p>
+          <w:p>
+            <w:pPr>
+              <w:numPr>
+                <w:ilvl w:val="0"/>
+                <w:numId w:val="2"/>
+              </w:numPr>
+              <w:spacing w:before="20" w:after="40"/>
+            </w:pPr>
+            <w:r>
+              <w:rPr>
+                <w:sz w:val="20"/>
+                <w:szCs w:val="20"/>
+              </w:rPr>
+              <w:t>Submitted diagrams for group review and verified alignment with proposed backend API endpoints.</w:t>
             </w:r>
           </w:p>
         </w:tc>
       </w:tr>
-      <w:tr xmlns:w="http://schemas.openxmlformats.org/wordprocessingml/2006/main" xmlns:w14="http://schemas.microsoft.com/office/word/2010/wordml">
+      <w:tr>
         <w:trPr>
-          <w:cantSplit w:val="1"/>
-          <w:trHeight w:hRule="atLeast" w:val="360"/>
-          <w:tblHeader w:val="0"/>
+          <w:cantSplit/>
         </w:trPr>
         <w:tc>
           <w:tcPr>
@@ -807,43 +1002,55 @@
           </w:tcPr>
           <w:p>
             <w:pPr>
-              <w:spacing w:before="0" w:after="0" w:line="190" w:lineRule="auto"/>
-              <w:rPr>
-                <w:b/>
-                <w:bCs/>
-                <w:sz w:val="16"/>
-                <w:szCs w:val="16"/>
-              </w:rPr>
-            </w:pPr>
-            <w:r>
-              <w:rPr>
-                <w:b/>
-                <w:bCs/>
-                <w:sz w:val="16"/>
-                <w:szCs w:val="16"/>
-              </w:rPr>
+              <w:spacing w:before="40" w:after="20"/>
+              <w:rPr>
+                <w:b/>
+                <w:bCs/>
+                <w:sz w:val="20"/>
+                <w:szCs w:val="20"/>
+              </w:rPr>
+            </w:pPr>
+            <w:r>
+              <w:rPr>
+                <w:b/>
+                <w:bCs/>
+                <w:sz w:val="20"/>
+                <w:szCs w:val="20"/>
+              </w:rPr>
+              <w:lastRenderedPageBreak/>
               <w:t>Member 6 (Pineda, Fredrick Matthew)</w:t>
             </w:r>
           </w:p>
           <w:p>
             <w:pPr>
-              <w:spacing w:before="0" w:after="0" w:line="190" w:lineRule="auto"/>
               <w:numPr>
                 <w:ilvl w:val="0"/>
                 <w:numId w:val="5"/>
               </w:numPr>
-              <w:ind w:left="400" w:hanging="250"/>
-              <w:rPr>
-                <w:sz w:val="15"/>
-                <w:szCs w:val="15"/>
-              </w:rPr>
-            </w:pPr>
-            <w:r>
-              <w:rPr>
-                <w:sz w:val="15"/>
-                <w:szCs w:val="15"/>
-              </w:rPr>
-              <w:t xml:space="preserve">Help search for articles and studies related to grocery store forecasting.</w:t>
+              <w:spacing w:before="20" w:after="40"/>
+            </w:pPr>
+            <w:r>
+              <w:rPr>
+                <w:sz w:val="20"/>
+                <w:szCs w:val="20"/>
+              </w:rPr>
+              <w:t>Assist in gathering academic journal sources for sales forecasting algorithms and inventory optimization.</w:t>
+            </w:r>
+          </w:p>
+          <w:p>
+            <w:pPr>
+              <w:numPr>
+                <w:ilvl w:val="0"/>
+                <w:numId w:val="5"/>
+              </w:numPr>
+              <w:spacing w:before="20" w:after="40"/>
+            </w:pPr>
+            <w:r>
+              <w:rPr>
+                <w:sz w:val="20"/>
+                <w:szCs w:val="20"/>
+              </w:rPr>
+              <w:t>Perform cross-browser rendering checks of the updated sidebar navigation and dashboard templates.</w:t>
             </w:r>
           </w:p>
         </w:tc>
@@ -853,43 +1060,54 @@
           </w:tcPr>
           <w:p>
             <w:pPr>
-              <w:spacing w:before="0" w:after="0" w:line="190" w:lineRule="auto"/>
-              <w:rPr>
-                <w:b/>
-                <w:bCs/>
-                <w:sz w:val="16"/>
-                <w:szCs w:val="16"/>
-              </w:rPr>
-            </w:pPr>
-            <w:r>
-              <w:rPr>
-                <w:b/>
-                <w:bCs/>
-                <w:sz w:val="16"/>
-                <w:szCs w:val="16"/>
+              <w:spacing w:before="40" w:after="20"/>
+              <w:rPr>
+                <w:b/>
+                <w:bCs/>
+                <w:sz w:val="20"/>
+                <w:szCs w:val="20"/>
+              </w:rPr>
+            </w:pPr>
+            <w:r>
+              <w:rPr>
+                <w:b/>
+                <w:bCs/>
+                <w:sz w:val="20"/>
+                <w:szCs w:val="20"/>
               </w:rPr>
               <w:t>Member 6 (Pineda, Fredrick Matthew)</w:t>
             </w:r>
           </w:p>
           <w:p>
             <w:pPr>
-              <w:spacing w:before="0" w:after="0" w:line="190" w:lineRule="auto"/>
               <w:numPr>
                 <w:ilvl w:val="0"/>
                 <w:numId w:val="2"/>
               </w:numPr>
-              <w:ind w:left="400" w:hanging="250"/>
-              <w:rPr>
-                <w:sz w:val="15"/>
-                <w:szCs w:val="15"/>
-              </w:rPr>
-            </w:pPr>
-            <w:r>
-              <w:rPr>
-                <w:sz w:val="15"/>
-                <w:szCs w:val="15"/>
-              </w:rPr>
-              <w:t xml:space="preserve">Gathered related literature articles for Chapter 2.</w:t>
+              <w:spacing w:before="20" w:after="40"/>
+            </w:pPr>
+            <w:r>
+              <w:rPr>
+                <w:sz w:val="20"/>
+                <w:szCs w:val="20"/>
+              </w:rPr>
+              <w:t>Compiled a bibliography of relevant academic papers on Moving Average and seasonal retail forecasting.</w:t>
+            </w:r>
+          </w:p>
+          <w:p>
+            <w:pPr>
+              <w:numPr>
+                <w:ilvl w:val="0"/>
+                <w:numId w:val="2"/>
+              </w:numPr>
+              <w:spacing w:before="20" w:after="40"/>
+            </w:pPr>
+            <w:r>
+              <w:rPr>
+                <w:sz w:val="20"/>
+                <w:szCs w:val="20"/>
+              </w:rPr>
+              <w:t>Tested dashboard navigation responsiveness across Google Chrome, Mozilla Firefox, and Microsoft Edge.</w:t>
             </w:r>
           </w:p>
         </w:tc>
@@ -897,29 +1115,11 @@
     </w:tbl>
     <w:p>
       <w:pPr>
+        <w:spacing w:before="60" w:after="60"/>
         <w:rPr>
-          <w:b/>
-          <w:bCs/>
+          <w:sz w:val="12"/>
+          <w:szCs w:val="12"/>
         </w:rPr>
-        <w:spacing w:before="0" w:after="20" w:line="30" w:lineRule="exact"/>
-      </w:pPr>
-    </w:p>
-    <w:p>
-      <w:pPr>
-        <w:rPr>
-          <w:b/>
-          <w:bCs/>
-        </w:rPr>
-        <w:spacing w:before="0" w:after="20" w:line="30" w:lineRule="exact"/>
-      </w:pPr>
-    </w:p>
-    <w:p>
-      <w:pPr>
-        <w:rPr>
-          <w:b/>
-          <w:bCs/>
-        </w:rPr>
-        <w:spacing w:before="0" w:after="20" w:line="30" w:lineRule="exact"/>
       </w:pPr>
     </w:p>
     <w:tbl>
@@ -1006,7 +1206,7 @@
             </w:tblGrid>
             <w:tr>
               <w:trPr>
-                <w:trHeight w:val="240"/>
+                <w:trHeight w:val="315"/>
                 <w:jc w:val="center"/>
               </w:trPr>
               <w:tc>
@@ -1014,9 +1214,16 @@
                   <w:tcW w:w="4284" w:type="dxa"/>
                 </w:tcPr>
                 <w:p>
+                  <w:pPr>
+                    <w:rPr>
+                      <w:sz w:val="16"/>
+                      <w:szCs w:val="16"/>
+                    </w:rPr>
+                  </w:pPr>
                   <w:r>
                     <w:rPr>
                       <w:sz w:val="16"/>
+                      <w:szCs w:val="16"/>
                     </w:rPr>
                     <w:t>Clark Justine T. Basco</w:t>
                   </w:r>
@@ -1025,7 +1232,7 @@
             </w:tr>
             <w:tr>
               <w:trPr>
-                <w:trHeight w:val="240"/>
+                <w:trHeight w:val="302"/>
                 <w:jc w:val="center"/>
               </w:trPr>
               <w:tc>
@@ -1033,9 +1240,16 @@
                   <w:tcW w:w="4284" w:type="dxa"/>
                 </w:tcPr>
                 <w:p>
+                  <w:pPr>
+                    <w:rPr>
+                      <w:sz w:val="16"/>
+                      <w:szCs w:val="16"/>
+                    </w:rPr>
+                  </w:pPr>
                   <w:r>
                     <w:rPr>
                       <w:sz w:val="16"/>
+                      <w:szCs w:val="16"/>
                     </w:rPr>
                     <w:t xml:space="preserve">Christian M. Cunan </w:t>
                   </w:r>
@@ -1044,7 +1258,7 @@
             </w:tr>
             <w:tr>
               <w:trPr>
-                <w:trHeight w:val="240"/>
+                <w:trHeight w:val="255"/>
                 <w:jc w:val="center"/>
               </w:trPr>
               <w:tc>
@@ -1052,18 +1266,41 @@
                   <w:tcW w:w="4284" w:type="dxa"/>
                 </w:tcPr>
                 <w:p>
+                  <w:pPr>
+                    <w:rPr>
+                      <w:sz w:val="16"/>
+                      <w:szCs w:val="16"/>
+                    </w:rPr>
+                  </w:pPr>
                   <w:r>
                     <w:rPr>
                       <w:sz w:val="16"/>
+                      <w:szCs w:val="16"/>
                     </w:rPr>
-                    <w:t xml:space="preserve">Harold P. Dalusung </w:t>
+                    <w:t xml:space="preserve">Harold P. </w:t>
+                  </w:r>
+                  <w:proofErr w:type="spellStart"/>
+                  <w:r>
+                    <w:rPr>
+                      <w:sz w:val="16"/>
+                      <w:szCs w:val="16"/>
+                    </w:rPr>
+                    <w:t>Dalusung</w:t>
+                  </w:r>
+                  <w:proofErr w:type="spellEnd"/>
+                  <w:r>
+                    <w:rPr>
+                      <w:sz w:val="16"/>
+                      <w:szCs w:val="16"/>
+                    </w:rPr>
+                    <w:t xml:space="preserve"> </w:t>
                   </w:r>
                 </w:p>
               </w:tc>
             </w:tr>
             <w:tr>
               <w:trPr>
-                <w:trHeight w:val="240"/>
+                <w:trHeight w:val="302"/>
                 <w:jc w:val="center"/>
               </w:trPr>
               <w:tc>
@@ -1071,9 +1308,16 @@
                   <w:tcW w:w="4284" w:type="dxa"/>
                 </w:tcPr>
                 <w:p>
+                  <w:pPr>
+                    <w:rPr>
+                      <w:sz w:val="16"/>
+                      <w:szCs w:val="16"/>
+                    </w:rPr>
+                  </w:pPr>
                   <w:r>
                     <w:rPr>
                       <w:sz w:val="16"/>
+                      <w:szCs w:val="16"/>
                     </w:rPr>
                     <w:t xml:space="preserve">Halden H. Niguidula </w:t>
                   </w:r>
@@ -1082,27 +1326,7 @@
             </w:tr>
             <w:tr>
               <w:trPr>
-                <w:trHeight w:val="240"/>
-                <w:jc w:val="center"/>
-              </w:trPr>
-              <w:tc>
-                <w:tcPr>
-                  <w:tcW w:w="4284" w:type="dxa"/>
-                </w:tcPr>
-                <w:p>
-                  <w:r>
-                    <w:rPr>
-                      <w:sz w:val="16"/>
-                    </w:rPr>
-                    <w:t>Adrian Jury C. Pineda</w:t>
-                  </w:r>
-                </w:p>
-              </w:tc>
-            </w:tr>
-            <w:tr xmlns:w="http://schemas.openxmlformats.org/wordprocessingml/2006/main" xmlns:w14="http://schemas.microsoft.com/office/word/2010/wordml">
-              <w:trPr>
-                <w:cantSplit w:val="1"/>
-                <w:trHeight w:val="240"/>
+                <w:trHeight w:val="302"/>
                 <w:jc w:val="center"/>
               </w:trPr>
               <w:tc>
@@ -1111,8 +1335,36 @@
                 </w:tcPr>
                 <w:p>
                   <w:pPr>
-                    <w:spacing w:before="0" w:after="0" w:line="180" w:lineRule="auto"/>
-                    <w:jc w:val="center"/>
+                    <w:rPr>
+                      <w:sz w:val="16"/>
+                      <w:szCs w:val="16"/>
+                    </w:rPr>
+                  </w:pPr>
+                  <w:r>
+                    <w:rPr>
+                      <w:sz w:val="16"/>
+                      <w:szCs w:val="16"/>
+                    </w:rPr>
+                    <w:t>Adrian Jury C. Pineda</w:t>
+                  </w:r>
+                </w:p>
+              </w:tc>
+            </w:tr>
+            <w:tr>
+              <w:trPr>
+                <w:trHeight w:val="302"/>
+                <w:jc w:val="center"/>
+              </w:trPr>
+              <w:tc>
+                <w:tcPr>
+                  <w:tcW w:w="4284" w:type="dxa"/>
+                </w:tcPr>
+                <w:p>
+                  <w:pPr>
+                    <w:rPr>
+                      <w:sz w:val="16"/>
+                      <w:szCs w:val="16"/>
+                    </w:rPr>
                   </w:pPr>
                   <w:r>
                     <w:rPr>
@@ -1173,8 +1425,17 @@
                 <w:b/>
                 <w:bCs/>
               </w:rPr>
-              <w:t xml:space="preserve">                          Mark Gil Q. Superio</w:t>
-            </w:r>
+              <w:t xml:space="preserve">                          Mark Gil Q. </w:t>
+            </w:r>
+            <w:proofErr w:type="spellStart"/>
+            <w:r>
+              <w:rPr>
+                <w:b/>
+                <w:bCs/>
+              </w:rPr>
+              <w:t>Superio</w:t>
+            </w:r>
+            <w:proofErr w:type="spellEnd"/>
           </w:p>
           <w:p>
             <w:pPr>
@@ -1233,7 +1494,7 @@
                     </wp:anchor>
                   </w:drawing>
                 </mc:Choice>
-                <mc:Fallback xmlns:cr="http://schemas.microsoft.com/office/comments/2020/reactions" xmlns="http://schemas.microsoft.com/office/tasks/2019/documenttasks" xmlns:dgm="http://schemas.openxmlformats.org/drawingml/2006/diagram" xmlns:lc="http://schemas.openxmlformats.org/drawingml/2006/lockedCanvas" xmlns:c="http://schemas.openxmlformats.org/drawingml/2006/chart" xmlns:pic="http://schemas.openxmlformats.org/drawingml/2006/picture" xmlns:a="http://schemas.openxmlformats.org/drawingml/2006/main" xmlns:sl="http://schemas.openxmlformats.org/schemaLibrary/2006/main">
+                <mc:Fallback xmlns:sl="http://schemas.openxmlformats.org/schemaLibrary/2006/main" xmlns:a="http://schemas.openxmlformats.org/drawingml/2006/main" xmlns:pic="http://schemas.openxmlformats.org/drawingml/2006/picture" xmlns:c="http://schemas.openxmlformats.org/drawingml/2006/chart" xmlns:lc="http://schemas.openxmlformats.org/drawingml/2006/lockedCanvas" xmlns:dgm="http://schemas.openxmlformats.org/drawingml/2006/diagram" xmlns="http://schemas.microsoft.com/office/tasks/2019/documenttasks" xmlns:cr="http://schemas.microsoft.com/office/comments/2020/reactions">
                   <w:drawing>
                     <wp:anchor allowOverlap="1" behindDoc="0" distB="0" distT="0" distL="114300" distR="114300" hidden="0" layoutInCell="1" locked="0" relativeHeight="0" simplePos="0">
                       <wp:simplePos x="0" y="0"/>
@@ -1319,42 +1580,14 @@
           </w:p>
         </w:tc>
       </w:tr>
-      <w:tr>
-        <w:tc>
-          <w:tcPr>
-            <w:tcW w:w="5460" w:type="dxa"/>
-          </w:tcPr>
-          <w:p>
-            <w:pPr>
-              <w:rPr>
-                <w:b/>
-                <w:bCs/>
-              </w:rPr>
-            </w:pPr>
-          </w:p>
-        </w:tc>
-        <w:tc>
-          <w:tcPr>
-            <w:tcW w:w="5340" w:type="dxa"/>
-          </w:tcPr>
-          <w:p>
-            <w:pPr>
-              <w:rPr>
-                <w:b/>
-                <w:bCs/>
-              </w:rPr>
-            </w:pPr>
-          </w:p>
-        </w:tc>
-      </w:tr>
     </w:tbl>
     <w:p>
       <w:pPr>
+        <w:spacing w:line="20" w:lineRule="exact"/>
         <w:rPr>
-          <w:b/>
-          <w:bCs/>
+          <w:sz w:val="2"/>
+          <w:szCs w:val="2"/>
         </w:rPr>
-        <w:spacing w:before="0" w:after="20" w:line="30" w:lineRule="exact"/>
       </w:pPr>
     </w:p>
     <w:sectPr>
@@ -1447,7 +1680,27 @@
         <w:sz w:val="16"/>
         <w:szCs w:val="16"/>
       </w:rPr>
-      <w:t>May 20, 2023 Rev. 01</w:t>
+      <w:t xml:space="preserve">May 20, </w:t>
+    </w:r>
+    <w:proofErr w:type="gramStart"/>
+    <w:r>
+      <w:rPr>
+        <w:rFonts w:ascii="Arial" w:eastAsia="Arial" w:hAnsi="Arial" w:cs="Arial"/>
+        <w:color w:val="000000"/>
+        <w:sz w:val="16"/>
+        <w:szCs w:val="16"/>
+      </w:rPr>
+      <w:t>2023</w:t>
+    </w:r>
+    <w:proofErr w:type="gramEnd"/>
+    <w:r>
+      <w:rPr>
+        <w:rFonts w:ascii="Arial" w:eastAsia="Arial" w:hAnsi="Arial" w:cs="Arial"/>
+        <w:color w:val="000000"/>
+        <w:sz w:val="16"/>
+        <w:szCs w:val="16"/>
+      </w:rPr>
+      <w:t xml:space="preserve"> Rev. 01</w:t>
     </w:r>
   </w:p>
   <w:p>
@@ -1590,7 +1843,7 @@
             </wp:anchor>
           </w:drawing>
         </mc:Choice>
-        <mc:Fallback xmlns:cr="http://schemas.microsoft.com/office/comments/2020/reactions" xmlns="http://schemas.microsoft.com/office/tasks/2019/documenttasks" xmlns:dgm="http://schemas.openxmlformats.org/drawingml/2006/diagram" xmlns:lc="http://schemas.openxmlformats.org/drawingml/2006/lockedCanvas" xmlns:c="http://schemas.openxmlformats.org/drawingml/2006/chart" xmlns:pic="http://schemas.openxmlformats.org/drawingml/2006/picture" xmlns:a="http://schemas.openxmlformats.org/drawingml/2006/main" xmlns:sl="http://schemas.openxmlformats.org/schemaLibrary/2006/main">
+        <mc:Fallback xmlns:sl="http://schemas.openxmlformats.org/schemaLibrary/2006/main" xmlns:a="http://schemas.openxmlformats.org/drawingml/2006/main" xmlns:pic="http://schemas.openxmlformats.org/drawingml/2006/picture" xmlns:c="http://schemas.openxmlformats.org/drawingml/2006/chart" xmlns:lc="http://schemas.openxmlformats.org/drawingml/2006/lockedCanvas" xmlns:dgm="http://schemas.openxmlformats.org/drawingml/2006/diagram" xmlns="http://schemas.microsoft.com/office/tasks/2019/documenttasks" xmlns:cr="http://schemas.microsoft.com/office/comments/2020/reactions">
           <w:drawing>
             <wp:anchor allowOverlap="1" behindDoc="0" distB="0" distT="0" distL="114300" distR="114300" hidden="0" layoutInCell="1" locked="0" relativeHeight="0" simplePos="0">
               <wp:simplePos x="0" y="0"/>
@@ -1684,7 +1937,7 @@
             </wp:anchor>
           </w:drawing>
         </mc:Choice>
-        <mc:Fallback xmlns:cr="http://schemas.microsoft.com/office/comments/2020/reactions" xmlns="http://schemas.microsoft.com/office/tasks/2019/documenttasks" xmlns:dgm="http://schemas.openxmlformats.org/drawingml/2006/diagram" xmlns:lc="http://schemas.openxmlformats.org/drawingml/2006/lockedCanvas" xmlns:c="http://schemas.openxmlformats.org/drawingml/2006/chart" xmlns:pic="http://schemas.openxmlformats.org/drawingml/2006/picture" xmlns:a="http://schemas.openxmlformats.org/drawingml/2006/main" xmlns:sl="http://schemas.openxmlformats.org/schemaLibrary/2006/main">
+        <mc:Fallback xmlns:sl="http://schemas.openxmlformats.org/schemaLibrary/2006/main" xmlns:a="http://schemas.openxmlformats.org/drawingml/2006/main" xmlns:pic="http://schemas.openxmlformats.org/drawingml/2006/picture" xmlns:c="http://schemas.openxmlformats.org/drawingml/2006/chart" xmlns:lc="http://schemas.openxmlformats.org/drawingml/2006/lockedCanvas" xmlns:dgm="http://schemas.openxmlformats.org/drawingml/2006/diagram" xmlns="http://schemas.microsoft.com/office/tasks/2019/documenttasks" xmlns:cr="http://schemas.microsoft.com/office/comments/2020/reactions">
           <w:drawing>
             <wp:anchor allowOverlap="1" behindDoc="0" distB="0" distT="0" distL="114300" distR="114300" hidden="0" layoutInCell="1" locked="0" relativeHeight="0" simplePos="0">
               <wp:simplePos x="0" y="0"/>
@@ -1778,7 +2031,7 @@
             </wp:anchor>
           </w:drawing>
         </mc:Choice>
-        <mc:Fallback xmlns:cr="http://schemas.microsoft.com/office/comments/2020/reactions" xmlns="http://schemas.microsoft.com/office/tasks/2019/documenttasks" xmlns:dgm="http://schemas.openxmlformats.org/drawingml/2006/diagram" xmlns:lc="http://schemas.openxmlformats.org/drawingml/2006/lockedCanvas" xmlns:c="http://schemas.openxmlformats.org/drawingml/2006/chart" xmlns:pic="http://schemas.openxmlformats.org/drawingml/2006/picture" xmlns:a="http://schemas.openxmlformats.org/drawingml/2006/main" xmlns:sl="http://schemas.openxmlformats.org/schemaLibrary/2006/main">
+        <mc:Fallback xmlns:sl="http://schemas.openxmlformats.org/schemaLibrary/2006/main" xmlns:a="http://schemas.openxmlformats.org/drawingml/2006/main" xmlns:pic="http://schemas.openxmlformats.org/drawingml/2006/picture" xmlns:c="http://schemas.openxmlformats.org/drawingml/2006/chart" xmlns:lc="http://schemas.openxmlformats.org/drawingml/2006/lockedCanvas" xmlns:dgm="http://schemas.openxmlformats.org/drawingml/2006/diagram" xmlns="http://schemas.microsoft.com/office/tasks/2019/documenttasks" xmlns:cr="http://schemas.microsoft.com/office/comments/2020/reactions">
           <w:drawing>
             <wp:anchor allowOverlap="1" behindDoc="0" distB="0" distT="0" distL="114300" distR="114300" hidden="0" layoutInCell="1" locked="0" relativeHeight="0" simplePos="0">
               <wp:simplePos x="0" y="0"/>
@@ -1872,7 +2125,7 @@
             </wp:anchor>
           </w:drawing>
         </mc:Choice>
-        <mc:Fallback xmlns:cr="http://schemas.microsoft.com/office/comments/2020/reactions" xmlns="http://schemas.microsoft.com/office/tasks/2019/documenttasks" xmlns:dgm="http://schemas.openxmlformats.org/drawingml/2006/diagram" xmlns:lc="http://schemas.openxmlformats.org/drawingml/2006/lockedCanvas" xmlns:c="http://schemas.openxmlformats.org/drawingml/2006/chart" xmlns:pic="http://schemas.openxmlformats.org/drawingml/2006/picture" xmlns:a="http://schemas.openxmlformats.org/drawingml/2006/main" xmlns:sl="http://schemas.openxmlformats.org/schemaLibrary/2006/main">
+        <mc:Fallback xmlns:sl="http://schemas.openxmlformats.org/schemaLibrary/2006/main" xmlns:a="http://schemas.openxmlformats.org/drawingml/2006/main" xmlns:pic="http://schemas.openxmlformats.org/drawingml/2006/picture" xmlns:c="http://schemas.openxmlformats.org/drawingml/2006/chart" xmlns:lc="http://schemas.openxmlformats.org/drawingml/2006/lockedCanvas" xmlns:dgm="http://schemas.openxmlformats.org/drawingml/2006/diagram" xmlns="http://schemas.microsoft.com/office/tasks/2019/documenttasks" xmlns:cr="http://schemas.microsoft.com/office/comments/2020/reactions">
           <w:drawing>
             <wp:anchor allowOverlap="1" behindDoc="0" distB="0" distT="0" distL="114300" distR="114300" hidden="0" layoutInCell="1" locked="0" relativeHeight="0" simplePos="0">
               <wp:simplePos x="0" y="0"/>
